--- a/docs/nuxera-migration/docs/migration/deliverables/2026-07-29/NUXERA_Paquete_Espanol_2026-07-29/NUXERA_MANUAL_FUNCIONAL_DETALLADO_2026-07-29_ES.docx
+++ b/docs/nuxera-migration/docs/migration/deliverables/2026-07-29/NUXERA_Paquete_Espanol_2026-07-29/NUXERA_MANUAL_FUNCIONAL_DETALLADO_2026-07-29_ES.docx
@@ -13,7 +13,7 @@
           <w:color w:val="0B2545"/>
           <w:sz w:val="48"/>
         </w:rPr>
-        <w:t>NUXERA - Manual Funcional Detallado</w:t>
+        <w:t>NUXERA - Manual Funcional Extendido</w:t>
       </w:r>
     </w:p>
     <w:p>
@@ -237,15 +237,7 @@
           <w:rFonts w:ascii="Calibri" w:hAnsi="Calibri"/>
           <w:sz w:val="22"/>
         </w:rPr>
-        <w:t>Fecha: 2026-07-29 Audiencia: especialistas de negocio, cumplimiento, originacion, otorgantes, equipo comercial e inversionistas. Estado: plataforma NUXERA en vivo para demostracion, con operaciones sensibles protegidas por compuertas y evidencia pendiente antes de produccion plena.</w:t>
-      </w:r>
-    </w:p>
-    <w:p>
-      <w:pPr>
-        <w:pStyle w:val="Heading1"/>
-      </w:pPr>
-      <w:r>
-        <w:t>1. Que es NUXERA</w:t>
+        <w:t>Fecha/Date: 2026-07-29 Audiencia/Audience: negocio, cumplimiento, usuarios operativos, socios e inversionistas.</w:t>
       </w:r>
     </w:p>
     <w:p>
@@ -254,7 +246,15 @@
           <w:rFonts w:ascii="Calibri" w:hAnsi="Calibri"/>
           <w:sz w:val="22"/>
         </w:rPr>
-        <w:t>NUXERA es una plataforma de inteligencia financiera y cumplimiento para preparar, revisar y monitorear expedientes de financiamiento. Su funcion principal es convertir informacion dispersa de una empresa, proyecto, beneficiarios, documentos y contexto jurisdiccional en un expediente entendible para decision humana.</w:t>
+        <w:t>Este documento reemplaza el manual corto previo. Su objetivo es explicar NUXERA como plataforma operativa, no como resumen ejecutivo: que hace cada area, como entrar, que datos se capturan, como se cargan documentos, que revisa el otorgante, como actua administracion, que hacen agentes/notificaciones y que resultado produce cada ciclo.</w:t>
+      </w:r>
+    </w:p>
+    <w:p>
+      <w:pPr>
+        <w:pStyle w:val="Heading1"/>
+      </w:pPr>
+      <w:r>
+        <w:t>1. Concepto general</w:t>
       </w:r>
     </w:p>
     <w:p>
@@ -263,7 +263,107 @@
           <w:rFonts w:ascii="Calibri" w:hAnsi="Calibri"/>
           <w:sz w:val="22"/>
         </w:rPr>
-        <w:t>La plataforma no debe interpretarse como un aprobador automatico de credito ni como sustituto de abogados, oficiales de cumplimiento o comites de inversion. Su valor es ordenar evidencia, mostrar brechas, activar revisiones, preparar paquetes de decision y dejar trazabilidad de lo que se sabe, lo que falta y lo que requiere validacion externa.</w:t>
+        <w:t>NUXERA organiza expedientes de financiamiento con evidencia, cumplimiento, riesgo y revision humana. No aprueba credito automaticamente. La plataforma separa pagina publica, solicitantes, otorgantes y administracion para evitar que captura, analisis y control se mezclen. El resultado esperado es un expediente defendible, trazable y listo para comite humano.</w:t>
+      </w:r>
+    </w:p>
+    <w:p>
+      <w:pPr>
+        <w:pStyle w:val="Heading1"/>
+      </w:pPr>
+      <w:r>
+        <w:t>2. Principios de operacion</w:t>
+      </w:r>
+    </w:p>
+    <w:p>
+      <w:pPr>
+        <w:pStyle w:val="ListBullet"/>
+      </w:pPr>
+      <w:r>
+        <w:rPr>
+          <w:rFonts w:ascii="Calibri" w:hAnsi="Calibri"/>
+          <w:sz w:val="22"/>
+        </w:rPr>
+        <w:t>La decision final siempre corresponde a humanos autorizados</w:t>
+      </w:r>
+    </w:p>
+    <w:p>
+      <w:pPr>
+        <w:pStyle w:val="ListBullet"/>
+      </w:pPr>
+      <w:r>
+        <w:rPr>
+          <w:rFonts w:ascii="Calibri" w:hAnsi="Calibri"/>
+          <w:sz w:val="22"/>
+        </w:rPr>
+        <w:t>Todo dato importante debe tener fuente, documento, usuario, fecha o evento</w:t>
+      </w:r>
+    </w:p>
+    <w:p>
+      <w:pPr>
+        <w:pStyle w:val="ListBullet"/>
+      </w:pPr>
+      <w:r>
+        <w:rPr>
+          <w:rFonts w:ascii="Calibri" w:hAnsi="Calibri"/>
+          <w:sz w:val="22"/>
+        </w:rPr>
+        <w:t>Los roles se separan por permisos y RLS</w:t>
+      </w:r>
+    </w:p>
+    <w:p>
+      <w:pPr>
+        <w:pStyle w:val="ListBullet"/>
+      </w:pPr>
+      <w:r>
+        <w:rPr>
+          <w:rFonts w:ascii="Calibri" w:hAnsi="Calibri"/>
+          <w:sz w:val="22"/>
+        </w:rPr>
+        <w:t>Los documentos sensibles no se adjuntan por correo por defecto</w:t>
+      </w:r>
+    </w:p>
+    <w:p>
+      <w:pPr>
+        <w:pStyle w:val="ListBullet"/>
+      </w:pPr>
+      <w:r>
+        <w:rPr>
+          <w:rFonts w:ascii="Calibri" w:hAnsi="Calibri"/>
+          <w:sz w:val="22"/>
+        </w:rPr>
+        <w:t>El agente solo usa contexto autorizado</w:t>
+      </w:r>
+    </w:p>
+    <w:p>
+      <w:pPr>
+        <w:pStyle w:val="ListBullet"/>
+      </w:pPr>
+      <w:r>
+        <w:rPr>
+          <w:rFonts w:ascii="Calibri" w:hAnsi="Calibri"/>
+          <w:sz w:val="22"/>
+        </w:rPr>
+        <w:t>Las fuentes externas muestran alcance y limitaciones</w:t>
+      </w:r>
+    </w:p>
+    <w:p>
+      <w:pPr>
+        <w:pStyle w:val="ListBullet"/>
+      </w:pPr>
+      <w:r>
+        <w:rPr>
+          <w:rFonts w:ascii="Calibri" w:hAnsi="Calibri"/>
+          <w:sz w:val="22"/>
+        </w:rPr>
+        <w:t>Demo e investor-ready no equivalen a produccion con datos reales</w:t>
+      </w:r>
+    </w:p>
+    <w:p>
+      <w:pPr>
+        <w:pStyle w:val="Heading1"/>
+      </w:pPr>
+      <w:r>
+        <w:t>3. Pagina publica</w:t>
       </w:r>
     </w:p>
     <w:p>
@@ -272,15 +372,15 @@
           <w:rFonts w:ascii="Calibri" w:hAnsi="Calibri"/>
           <w:sz w:val="22"/>
         </w:rPr>
-        <w:t>NUXERA esta dividida en cuatro superficies principales: pagina publica, solicitantes, otorgantes y administracion.</w:t>
+        <w:t>La pagina publica presenta NUXERA al mercado. No carga documentos sensibles ni genera score; explica propuesta de valor, cobertura global, industrias, integraciones e implementacion.</w:t>
       </w:r>
     </w:p>
     <w:p>
       <w:pPr>
-        <w:pStyle w:val="Heading1"/>
+        <w:pStyle w:val="Heading3"/>
       </w:pPr>
       <w:r>
-        <w:t>2. Pagina Publica</w:t>
+        <w:t>Como operar esta vista</w:t>
       </w:r>
     </w:p>
     <w:p>
@@ -289,7 +389,15 @@
           <w:rFonts w:ascii="Calibri" w:hAnsi="Calibri"/>
           <w:sz w:val="22"/>
         </w:rPr>
-        <w:t>La pagina publica es la entrada comercial e institucional. Sirve para explicar a mercado, socios e inversionistas que NUXERA es una plataforma global de cumplimiento y riesgo enfocada en decisiones financieras con evidencia.</w:t>
+        <w:t>1. Abrir URL publica 2. Verificar marca NUXERA Financial Intelligence 3. Cambiar idioma ES/EN si aplica 4. Revisar Home, Platform, Global coverage, Industries, Integrations e Implementation 5. Entrar a Login o Sign Up solo cuando el usuario pasara a workspace</w:t>
+      </w:r>
+    </w:p>
+    <w:p>
+      <w:pPr>
+        <w:pStyle w:val="Heading1"/>
+      </w:pPr>
+      <w:r>
+        <w:t>4. Workspace de solicitantes</w:t>
       </w:r>
     </w:p>
     <w:p>
@@ -298,7 +406,15 @@
           <w:rFonts w:ascii="Calibri" w:hAnsi="Calibri"/>
           <w:sz w:val="22"/>
         </w:rPr>
-        <w:t>Paso a paso para usarla:</w:t>
+        <w:t>El workspace de solicitantes prepara el expediente antes de compartirlo. Debe contestar que falta, que documentos subir, que riesgos estan abiertos y que sigue.</w:t>
+      </w:r>
+    </w:p>
+    <w:p>
+      <w:pPr>
+        <w:pStyle w:val="Heading3"/>
+      </w:pPr>
+      <w:r>
+        <w:t>Ingreso y primera lectura</w:t>
       </w:r>
     </w:p>
     <w:p>
@@ -307,7 +423,15 @@
           <w:rFonts w:ascii="Calibri" w:hAnsi="Calibri"/>
           <w:sz w:val="22"/>
         </w:rPr>
-        <w:t>1. Entrar a la URL publica de NUXERA. 2. Revisar la propuesta de valor, cobertura global, industrias, integraciones y modelo operativo. 3. Cambiar idioma entre ES/EN cuando se requiera presentar a audiencias internacionales. 4. Entrar a Login o Sign Up para pasar de informacion publica a espacio operativo.</w:t>
+        <w:t>1. Iniciar sesion como solicitante 2. Abrir dashboard 3. Confirmar NUXERA / Applicant o Solicitante 4. Revisar readiness 5. Entrar a empresa, responsables, proyecto, documentos y seguimiento</w:t>
+      </w:r>
+    </w:p>
+    <w:p>
+      <w:pPr>
+        <w:pStyle w:val="Heading3"/>
+      </w:pPr>
+      <w:r>
+        <w:t>Empresa y responsables</w:t>
       </w:r>
     </w:p>
     <w:p>
@@ -316,7 +440,7 @@
           <w:rFonts w:ascii="Calibri" w:hAnsi="Calibri"/>
           <w:sz w:val="22"/>
         </w:rPr>
-        <w:t>Que hace cada parte:</w:t>
+        <w:t>Captura nombre legal, pais, registro, domicilio, sector, representante, beneficiarios finales y contactos. Documentos tipicos:</w:t>
       </w:r>
     </w:p>
     <w:p>
@@ -328,7 +452,7 @@
           <w:rFonts w:ascii="Calibri" w:hAnsi="Calibri"/>
           <w:sz w:val="22"/>
         </w:rPr>
-        <w:t>Home: presenta identidad, promesa de producto y resumen de capacidades.</w:t>
+        <w:t>Acta constitutiva o registro equivalente</w:t>
       </w:r>
     </w:p>
     <w:p>
@@ -340,7 +464,7 @@
           <w:rFonts w:ascii="Calibri" w:hAnsi="Calibri"/>
           <w:sz w:val="22"/>
         </w:rPr>
-        <w:t>Platform: explica el sistema como espacio de expediente, inteligencia y trazabilidad.</w:t>
+        <w:t>Poderes y representante legal</w:t>
       </w:r>
     </w:p>
     <w:p>
@@ -352,7 +476,7 @@
           <w:rFonts w:ascii="Calibri" w:hAnsi="Calibri"/>
           <w:sz w:val="22"/>
         </w:rPr>
-        <w:t>Global coverage: muestra la logica de cobertura jurisdiccional y regulatoria.</w:t>
+        <w:t>Identificacion de responsables y beneficiarios finales</w:t>
       </w:r>
     </w:p>
     <w:p>
@@ -364,7 +488,7 @@
           <w:rFonts w:ascii="Calibri" w:hAnsi="Calibri"/>
           <w:sz w:val="22"/>
         </w:rPr>
-        <w:t>Industries: indica sectores que pueden estructurar expedientes.</w:t>
+        <w:t>Comprobante fiscal o numero tributario</w:t>
       </w:r>
     </w:p>
     <w:p>
@@ -376,7 +500,7 @@
           <w:rFonts w:ascii="Calibri" w:hAnsi="Calibri"/>
           <w:sz w:val="22"/>
         </w:rPr>
-        <w:t>Integrations: comunica que NUXERA puede conectarse con APIs, fuentes publicas, proveedores de IA, correo y registros regulados.</w:t>
+        <w:t>Registro mercantil o licencia comercial</w:t>
       </w:r>
     </w:p>
     <w:p>
@@ -388,7 +512,19 @@
           <w:rFonts w:ascii="Calibri" w:hAnsi="Calibri"/>
           <w:sz w:val="22"/>
         </w:rPr>
-        <w:t>Implementation: orienta el proceso de adopcion y migracion.</w:t>
+        <w:t>Estructura accionaria</w:t>
+      </w:r>
+    </w:p>
+    <w:p>
+      <w:pPr>
+        <w:pStyle w:val="ListBullet"/>
+      </w:pPr>
+      <w:r>
+        <w:rPr>
+          <w:rFonts w:ascii="Calibri" w:hAnsi="Calibri"/>
+          <w:sz w:val="22"/>
+        </w:rPr>
+        <w:t>Estados financieros</w:t>
       </w:r>
     </w:p>
     <w:p>
@@ -397,15 +533,15 @@
           <w:rFonts w:ascii="Calibri" w:hAnsi="Calibri"/>
           <w:sz w:val="22"/>
         </w:rPr>
-        <w:t>Resultado esperado: el visitante entiende que NUXERA no es solo una pagina de financiamiento, sino una capa operativa para ordenar cumplimiento, riesgo, documentos y decision.</w:t>
+        <w:t>NUXERA clasifica, marca faltantes, alimenta checklist y prepara senales para otorgante.</w:t>
       </w:r>
     </w:p>
     <w:p>
       <w:pPr>
-        <w:pStyle w:val="Heading1"/>
+        <w:pStyle w:val="Heading3"/>
       </w:pPr>
       <w:r>
-        <w:t>3. Solicitantes</w:t>
+        <w:t>Proyecto y uso de fondos</w:t>
       </w:r>
     </w:p>
     <w:p>
@@ -414,7 +550,99 @@
           <w:rFonts w:ascii="Calibri" w:hAnsi="Calibri"/>
           <w:sz w:val="22"/>
         </w:rPr>
-        <w:t>El espacio de solicitantes es donde una empresa, promotor o proyecto prepara su expediente para solicitar capital. Aqui se concentra la informacion que despues podra revisar un otorgante autorizado.</w:t>
+        <w:t>Captura ubicacion pais/estado/ciudad, sector, monto, moneda, uso de fondos, etapa, plazo, garantias, modelo, impacto y permisos. Documentos tipicos:</w:t>
+      </w:r>
+    </w:p>
+    <w:p>
+      <w:pPr>
+        <w:pStyle w:val="ListBullet"/>
+      </w:pPr>
+      <w:r>
+        <w:rPr>
+          <w:rFonts w:ascii="Calibri" w:hAnsi="Calibri"/>
+          <w:sz w:val="22"/>
+        </w:rPr>
+        <w:t>Modelo financiero</w:t>
+      </w:r>
+    </w:p>
+    <w:p>
+      <w:pPr>
+        <w:pStyle w:val="ListBullet"/>
+      </w:pPr>
+      <w:r>
+        <w:rPr>
+          <w:rFonts w:ascii="Calibri" w:hAnsi="Calibri"/>
+          <w:sz w:val="22"/>
+        </w:rPr>
+        <w:t>Presupuesto de inversion</w:t>
+      </w:r>
+    </w:p>
+    <w:p>
+      <w:pPr>
+        <w:pStyle w:val="ListBullet"/>
+      </w:pPr>
+      <w:r>
+        <w:rPr>
+          <w:rFonts w:ascii="Calibri" w:hAnsi="Calibri"/>
+          <w:sz w:val="22"/>
+        </w:rPr>
+        <w:t>Permisos y licencias</w:t>
+      </w:r>
+    </w:p>
+    <w:p>
+      <w:pPr>
+        <w:pStyle w:val="ListBullet"/>
+      </w:pPr>
+      <w:r>
+        <w:rPr>
+          <w:rFonts w:ascii="Calibri" w:hAnsi="Calibri"/>
+          <w:sz w:val="22"/>
+        </w:rPr>
+        <w:t>Contratos relevantes</w:t>
+      </w:r>
+    </w:p>
+    <w:p>
+      <w:pPr>
+        <w:pStyle w:val="ListBullet"/>
+      </w:pPr>
+      <w:r>
+        <w:rPr>
+          <w:rFonts w:ascii="Calibri" w:hAnsi="Calibri"/>
+          <w:sz w:val="22"/>
+        </w:rPr>
+        <w:t>Evidencia tecnica</w:t>
+      </w:r>
+    </w:p>
+    <w:p>
+      <w:pPr>
+        <w:pStyle w:val="ListBullet"/>
+      </w:pPr>
+      <w:r>
+        <w:rPr>
+          <w:rFonts w:ascii="Calibri" w:hAnsi="Calibri"/>
+          <w:sz w:val="22"/>
+        </w:rPr>
+        <w:t>Garantias</w:t>
+      </w:r>
+    </w:p>
+    <w:p>
+      <w:pPr>
+        <w:pStyle w:val="ListBullet"/>
+      </w:pPr>
+      <w:r>
+        <w:rPr>
+          <w:rFonts w:ascii="Calibri" w:hAnsi="Calibri"/>
+          <w:sz w:val="22"/>
+        </w:rPr>
+        <w:t>Informacion ESG o impacto</w:t>
+      </w:r>
+    </w:p>
+    <w:p>
+      <w:pPr>
+        <w:pStyle w:val="Heading3"/>
+      </w:pPr>
+      <w:r>
+        <w:t>Carga documental paso a paso</w:t>
       </w:r>
     </w:p>
     <w:p>
@@ -423,7 +651,7 @@
           <w:rFonts w:ascii="Calibri" w:hAnsi="Calibri"/>
           <w:sz w:val="22"/>
         </w:rPr>
-        <w:t>Como entrar:</w:t>
+        <w:t>1. Seleccionar requisito o categoria 2. Subir archivo 3. Asociar a requisito 4. Confirmar version, fecha y responsable 5. Esperar estado recibido/en revision/observado/aprobado 6. Atender observacion o cargar nueva version</w:t>
       </w:r>
     </w:p>
     <w:p>
@@ -432,7 +660,15 @@
           <w:rFonts w:ascii="Calibri" w:hAnsi="Calibri"/>
           <w:sz w:val="22"/>
         </w:rPr>
-        <w:t>1. Iniciar sesion como solicitante. 2. Entrar al dashboard. 3. Confirmar que el encabezado indique NUXERA / Applicant o Solicitante. 4. Revisar el estado general de preparacion del expediente.</w:t>
+        <w:t>Categorias: identidad, corporativo, fiscal, financiero, legal, tecnico, proyecto, garantias, cumplimiento, regulatorio, impacto y evidencia complementaria.</w:t>
+      </w:r>
+    </w:p>
+    <w:p>
+      <w:pPr>
+        <w:pStyle w:val="Heading3"/>
+      </w:pPr>
+      <w:r>
+        <w:t>Score, seguimiento y agente</w:t>
       </w:r>
     </w:p>
     <w:p>
@@ -441,7 +677,15 @@
           <w:rFonts w:ascii="Calibri" w:hAnsi="Calibri"/>
           <w:sz w:val="22"/>
         </w:rPr>
-        <w:t>Flujo recomendado de trabajo:</w:t>
+        <w:t>Readiness mide preparacion, no aprobacion. El agente puede explicar faltantes y requisitos, pero no promete condiciones, no aprueba financiamiento, no inventa datos y no muestra informacion de otros usuarios.</w:t>
+      </w:r>
+    </w:p>
+    <w:p>
+      <w:pPr>
+        <w:pStyle w:val="Heading1"/>
+      </w:pPr>
+      <w:r>
+        <w:t>5. Workspace de otorgantes</w:t>
       </w:r>
     </w:p>
     <w:p>
@@ -450,7 +694,15 @@
           <w:rFonts w:ascii="Calibri" w:hAnsi="Calibri"/>
           <w:sz w:val="22"/>
         </w:rPr>
-        <w:t>1. Completar perfil de empresa y responsables. El solicitante agrega datos basicos de la entidad, estructura corporativa, representantes, beneficiarios y responsables del expediente. 2. Preparar informacion del proyecto. Se debe explicar que se va a financiar, monto, uso de fondos, etapa, ubicacion, sector, impacto esperado y supuestos financieros. 3. Cargar documentos. Segun el tipo de expediente, se cargan documentos corporativos, fiscales, financieros, identidad, permisos, contratos, garantias, evidencias tecnicas y documentacion de cumplimiento. 4. Revisar brechas. La plataforma muestra que documentos o datos faltan para que el expediente sea revisable. 5. Atender observaciones. Si el otorgante o el sistema marca evidencia faltante, el solicitante debe cargarla, corregirla o explicar por que no existe. 6. Mantener seguimiento. El solicitante consulta avance, estatus, proximos pasos, riesgos abiertos y solicitudes pendientes.</w:t>
+        <w:t>El workspace de otorgantes transforma expedientes autorizados en analisis, comite y seguimiento. No debe duplicar la pantalla de solicitante.</w:t>
+      </w:r>
+    </w:p>
+    <w:p>
+      <w:pPr>
+        <w:pStyle w:val="Heading3"/>
+      </w:pPr>
+      <w:r>
+        <w:t>Decision desk</w:t>
       </w:r>
     </w:p>
     <w:p>
@@ -459,55 +711,15 @@
           <w:rFonts w:ascii="Calibri" w:hAnsi="Calibri"/>
           <w:sz w:val="22"/>
         </w:rPr>
-        <w:t>Como funciona la carga documental:</w:t>
+        <w:t>Prepara paquete de decision no vinculante: resumen, evidencia, riesgos, preguntas de comite, condiciones humanas, fuentes y limitaciones.</w:t>
       </w:r>
     </w:p>
     <w:p>
       <w:pPr>
-        <w:pStyle w:val="ListBullet"/>
+        <w:pStyle w:val="Heading3"/>
       </w:pPr>
       <w:r>
-        <w:rPr>
-          <w:rFonts w:ascii="Calibri" w:hAnsi="Calibri"/>
-          <w:sz w:val="22"/>
-        </w:rPr>
-        <w:t>El documento debe asociarse a una categoria: identidad, corporativo, fiscal, financiero, tecnico, regulatorio, proyecto, garantias o evidencia complementaria.</w:t>
-      </w:r>
-    </w:p>
-    <w:p>
-      <w:pPr>
-        <w:pStyle w:val="ListBullet"/>
-      </w:pPr>
-      <w:r>
-        <w:rPr>
-          <w:rFonts w:ascii="Calibri" w:hAnsi="Calibri"/>
-          <w:sz w:val="22"/>
-        </w:rPr>
-        <w:t>La plataforma debe registrar metadatos: tipo, fecha, responsable, version, relacion con requisito y estado de revision.</w:t>
-      </w:r>
-    </w:p>
-    <w:p>
-      <w:pPr>
-        <w:pStyle w:val="ListBullet"/>
-      </w:pPr>
-      <w:r>
-        <w:rPr>
-          <w:rFonts w:ascii="Calibri" w:hAnsi="Calibri"/>
-          <w:sz w:val="22"/>
-        </w:rPr>
-        <w:t>El documento no debe enviarse automaticamente por correo ni exponerse al otorgante sin reglas de autorizacion.</w:t>
-      </w:r>
-    </w:p>
-    <w:p>
-      <w:pPr>
-        <w:pStyle w:val="ListBullet"/>
-      </w:pPr>
-      <w:r>
-        <w:rPr>
-          <w:rFonts w:ascii="Calibri" w:hAnsi="Calibri"/>
-          <w:sz w:val="22"/>
-        </w:rPr>
-        <w:t>En produccion, la evidencia debe persistirse con almacenamiento seguro, RLS y bitacora de acceso.</w:t>
+        <w:t>Case management</w:t>
       </w:r>
     </w:p>
     <w:p>
@@ -516,67 +728,15 @@
           <w:rFonts w:ascii="Calibri" w:hAnsi="Calibri"/>
           <w:sz w:val="22"/>
         </w:rPr>
-        <w:t>Que debe esperar el solicitante:</w:t>
+        <w:t>Mueve el caso: responsable, SLA, faltantes, solicitudes, expedientes detenidos e intervencion humana. Decision desk mira la decision; Case management mueve la operacion.</w:t>
       </w:r>
     </w:p>
     <w:p>
       <w:pPr>
-        <w:pStyle w:val="ListBullet"/>
+        <w:pStyle w:val="Heading3"/>
       </w:pPr>
       <w:r>
-        <w:rPr>
-          <w:rFonts w:ascii="Calibri" w:hAnsi="Calibri"/>
-          <w:sz w:val="22"/>
-        </w:rPr>
-        <w:t>Un porcentaje de preparacion.</w:t>
-      </w:r>
-    </w:p>
-    <w:p>
-      <w:pPr>
-        <w:pStyle w:val="ListBullet"/>
-      </w:pPr>
-      <w:r>
-        <w:rPr>
-          <w:rFonts w:ascii="Calibri" w:hAnsi="Calibri"/>
-          <w:sz w:val="22"/>
-        </w:rPr>
-        <w:t>Lista clara de documentos faltantes.</w:t>
-      </w:r>
-    </w:p>
-    <w:p>
-      <w:pPr>
-        <w:pStyle w:val="ListBullet"/>
-      </w:pPr>
-      <w:r>
-        <w:rPr>
-          <w:rFonts w:ascii="Calibri" w:hAnsi="Calibri"/>
-          <w:sz w:val="22"/>
-        </w:rPr>
-        <w:t>Indicadores de riesgo o revision humana.</w:t>
-      </w:r>
-    </w:p>
-    <w:p>
-      <w:pPr>
-        <w:pStyle w:val="ListBullet"/>
-      </w:pPr>
-      <w:r>
-        <w:rPr>
-          <w:rFonts w:ascii="Calibri" w:hAnsi="Calibri"/>
-          <w:sz w:val="22"/>
-        </w:rPr>
-        <w:t>Mensajes de seguimiento y notificaciones cuando existan cambios.</w:t>
-      </w:r>
-    </w:p>
-    <w:p>
-      <w:pPr>
-        <w:pStyle w:val="ListBullet"/>
-      </w:pPr>
-      <w:r>
-        <w:rPr>
-          <w:rFonts w:ascii="Calibri" w:hAnsi="Calibri"/>
-          <w:sz w:val="22"/>
-        </w:rPr>
-        <w:t>Un expediente que puede compartirse con otorgantes autorizados cuando se complete la preparacion minima.</w:t>
+        <w:t>Finance e intelligence</w:t>
       </w:r>
     </w:p>
     <w:p>
@@ -585,15 +745,15 @@
           <w:rFonts w:ascii="Calibri" w:hAnsi="Calibri"/>
           <w:sz w:val="22"/>
         </w:rPr>
-        <w:t>Resultado esperado: expediente estructurado, con brechas visibles, documentos clasificados y condiciones claras para avanzar a revision.</w:t>
+        <w:t>Finance revisa monto, moneda, uso de fondos, repago, garantias, modelo y sensibilidad. Intelligence revisa empresa, representantes, beneficiarios, sanciones, reputacion, fuentes abiertas y hallazgos trazados.</w:t>
       </w:r>
     </w:p>
     <w:p>
       <w:pPr>
-        <w:pStyle w:val="Heading1"/>
+        <w:pStyle w:val="Heading3"/>
       </w:pPr>
       <w:r>
-        <w:t>4. Otorgantes</w:t>
+        <w:t>Pais, ciudad y contexto</w:t>
       </w:r>
     </w:p>
     <w:p>
@@ -602,7 +762,15 @@
           <w:rFonts w:ascii="Calibri" w:hAnsi="Calibri"/>
           <w:sz w:val="22"/>
         </w:rPr>
-        <w:t>El espacio de otorgantes es para financiadores, analistas, fondos, bancos, family offices o equipos que revisan expedientes autorizados. Su funcion no es duplicar la pantalla del solicitante, sino analizar desde la perspectiva de riesgo, decision, SLA y comite.</w:t>
+        <w:t>Debe analizar dimensiones economico, politico, social, regulatorio, territorial. El flujo es: ubicacion capturada por solicitante, fuente publica/API, separacion de datos confirmados y pendientes, resumen para otorgante con fecha, fuente, alcance y limitacion.</w:t>
+      </w:r>
+    </w:p>
+    <w:p>
+      <w:pPr>
+        <w:pStyle w:val="Heading3"/>
+      </w:pPr>
+      <w:r>
+        <w:t>Medio Oriente y EAU</w:t>
       </w:r>
     </w:p>
     <w:p>
@@ -611,7 +779,163 @@
           <w:rFonts w:ascii="Calibri" w:hAnsi="Calibri"/>
           <w:sz w:val="22"/>
         </w:rPr>
-        <w:t>Como entrar:</w:t>
+        <w:t>Fuentes consideradas:</w:t>
+      </w:r>
+    </w:p>
+    <w:p>
+      <w:pPr>
+        <w:pStyle w:val="ListBullet"/>
+      </w:pPr>
+      <w:r>
+        <w:rPr>
+          <w:rFonts w:ascii="Calibri" w:hAnsi="Calibri"/>
+          <w:sz w:val="22"/>
+        </w:rPr>
+        <w:t>UAE PASS</w:t>
+      </w:r>
+    </w:p>
+    <w:p>
+      <w:pPr>
+        <w:pStyle w:val="ListBullet"/>
+      </w:pPr>
+      <w:r>
+        <w:rPr>
+          <w:rFonts w:ascii="Calibri" w:hAnsi="Calibri"/>
+          <w:sz w:val="22"/>
+        </w:rPr>
+        <w:t>EOCN</w:t>
+      </w:r>
+    </w:p>
+    <w:p>
+      <w:pPr>
+        <w:pStyle w:val="ListBullet"/>
+      </w:pPr>
+      <w:r>
+        <w:rPr>
+          <w:rFonts w:ascii="Calibri" w:hAnsi="Calibri"/>
+          <w:sz w:val="22"/>
+        </w:rPr>
+        <w:t>SCA/CMA</w:t>
+      </w:r>
+    </w:p>
+    <w:p>
+      <w:pPr>
+        <w:pStyle w:val="ListBullet"/>
+      </w:pPr>
+      <w:r>
+        <w:rPr>
+          <w:rFonts w:ascii="Calibri" w:hAnsi="Calibri"/>
+          <w:sz w:val="22"/>
+        </w:rPr>
+        <w:t>CBUAE</w:t>
+      </w:r>
+    </w:p>
+    <w:p>
+      <w:pPr>
+        <w:pStyle w:val="ListBullet"/>
+      </w:pPr>
+      <w:r>
+        <w:rPr>
+          <w:rFonts w:ascii="Calibri" w:hAnsi="Calibri"/>
+          <w:sz w:val="22"/>
+        </w:rPr>
+        <w:t>DFSA</w:t>
+      </w:r>
+    </w:p>
+    <w:p>
+      <w:pPr>
+        <w:pStyle w:val="ListBullet"/>
+      </w:pPr>
+      <w:r>
+        <w:rPr>
+          <w:rFonts w:ascii="Calibri" w:hAnsi="Calibri"/>
+          <w:sz w:val="22"/>
+        </w:rPr>
+        <w:t>FSRA/ADGM</w:t>
+      </w:r>
+    </w:p>
+    <w:p>
+      <w:pPr>
+        <w:pStyle w:val="ListBullet"/>
+      </w:pPr>
+      <w:r>
+        <w:rPr>
+          <w:rFonts w:ascii="Calibri" w:hAnsi="Calibri"/>
+          <w:sz w:val="22"/>
+        </w:rPr>
+        <w:t>ADGM Registration Authority</w:t>
+      </w:r>
+    </w:p>
+    <w:p>
+      <w:pPr>
+        <w:pStyle w:val="ListBullet"/>
+      </w:pPr>
+      <w:r>
+        <w:rPr>
+          <w:rFonts w:ascii="Calibri" w:hAnsi="Calibri"/>
+          <w:sz w:val="22"/>
+        </w:rPr>
+        <w:t>VARA</w:t>
+      </w:r>
+    </w:p>
+    <w:p>
+      <w:pPr>
+        <w:pStyle w:val="ListBullet"/>
+      </w:pPr>
+      <w:r>
+        <w:rPr>
+          <w:rFonts w:ascii="Calibri" w:hAnsi="Calibri"/>
+          <w:sz w:val="22"/>
+        </w:rPr>
+        <w:t>FTA</w:t>
+      </w:r>
+    </w:p>
+    <w:p>
+      <w:pPr>
+        <w:pStyle w:val="ListBullet"/>
+      </w:pPr>
+      <w:r>
+        <w:rPr>
+          <w:rFonts w:ascii="Calibri" w:hAnsi="Calibri"/>
+          <w:sz w:val="22"/>
+        </w:rPr>
+        <w:t>National Economic Registry</w:t>
+      </w:r>
+    </w:p>
+    <w:p>
+      <w:pPr>
+        <w:pStyle w:val="ListBullet"/>
+      </w:pPr>
+      <w:r>
+        <w:rPr>
+          <w:rFonts w:ascii="Calibri" w:hAnsi="Calibri"/>
+          <w:sz w:val="22"/>
+        </w:rPr>
+        <w:t>DET/DED Dubai</w:t>
+      </w:r>
+    </w:p>
+    <w:p>
+      <w:pPr>
+        <w:pStyle w:val="ListBullet"/>
+      </w:pPr>
+      <w:r>
+        <w:rPr>
+          <w:rFonts w:ascii="Calibri" w:hAnsi="Calibri"/>
+          <w:sz w:val="22"/>
+        </w:rPr>
+        <w:t>ADDED Abu Dhabi</w:t>
+      </w:r>
+    </w:p>
+    <w:p>
+      <w:pPr>
+        <w:pStyle w:val="ListBullet"/>
+      </w:pPr>
+      <w:r>
+        <w:rPr>
+          <w:rFonts w:ascii="Calibri" w:hAnsi="Calibri"/>
+          <w:sz w:val="22"/>
+        </w:rPr>
+        <w:t>registros economicos locales</w:t>
       </w:r>
     </w:p>
     <w:p>
@@ -620,7 +944,15 @@
           <w:rFonts w:ascii="Calibri" w:hAnsi="Calibri"/>
           <w:sz w:val="22"/>
         </w:rPr>
-        <w:t>1. Iniciar sesion como otorgante o funding provider. 2. Entrar a Decision desk para preparar revision ejecutiva. 3. Entrar a Case management para operar seguimiento, asignaciones y faltantes. 4. Revisar Finance, Intelligence, Markets o Strategy segun el tipo de analisis.</w:t>
+        <w:t>En solicitante alimentan checklist y score sin saturar. En otorgante se muestran explicitamente con alcance, estatus, tipo de acceso, limitacion y siguiente accion.</w:t>
+      </w:r>
+    </w:p>
+    <w:p>
+      <w:pPr>
+        <w:pStyle w:val="Heading3"/>
+      </w:pPr>
+      <w:r>
+        <w:t>Agente para otorgante</w:t>
       </w:r>
     </w:p>
     <w:p>
@@ -629,31 +961,15 @@
           <w:rFonts w:ascii="Calibri" w:hAnsi="Calibri"/>
           <w:sz w:val="22"/>
         </w:rPr>
-        <w:t>Diferencia entre Decision desk y Case management:</w:t>
+        <w:t>Puede resumir, preparar preguntas de comite, explicar faltantes, comparar evidencia, redactar solicitudes y memo no vinculante. No puede aprobar, emitir term sheet vinculante, ignorar faltantes, consultar sin permisos ni enviar correos sin gate.</w:t>
       </w:r>
     </w:p>
     <w:p>
       <w:pPr>
-        <w:pStyle w:val="ListBullet"/>
+        <w:pStyle w:val="Heading1"/>
       </w:pPr>
       <w:r>
-        <w:rPr>
-          <w:rFonts w:ascii="Calibri" w:hAnsi="Calibri"/>
-          <w:sz w:val="22"/>
-        </w:rPr>
-        <w:t>Decision desk: responde si el caso esta listo para comite, que evidencia sustenta la revision, que preguntas debe resolver el comite y que condiciones humanas deben mantenerse.</w:t>
-      </w:r>
-    </w:p>
-    <w:p>
-      <w:pPr>
-        <w:pStyle w:val="ListBullet"/>
-      </w:pPr>
-      <w:r>
-        <w:rPr>
-          <w:rFonts w:ascii="Calibri" w:hAnsi="Calibri"/>
-          <w:sz w:val="22"/>
-        </w:rPr>
-        <w:t>Case management: responde que casos estan abiertos, quien los atiende, que SLA existe, que faltantes bloquean avance y que solicitudes se deben enviar.</w:t>
+        <w:t>6. Administracion</w:t>
       </w:r>
     </w:p>
     <w:p>
@@ -662,7 +978,15 @@
           <w:rFonts w:ascii="Calibri" w:hAnsi="Calibri"/>
           <w:sz w:val="22"/>
         </w:rPr>
-        <w:t>Analisis jurisdiccional y pais/estado/ciudad:</w:t>
+        <w:t>Admin controla usuarios, permisos, fuentes, agentes, notificaciones, seguridad, RLS, persistencia y cutover.</w:t>
+      </w:r>
+    </w:p>
+    <w:p>
+      <w:pPr>
+        <w:pStyle w:val="Heading3"/>
+      </w:pPr>
+      <w:r>
+        <w:t>Ingreso y modulos</w:t>
       </w:r>
     </w:p>
     <w:p>
@@ -671,7 +995,163 @@
           <w:rFonts w:ascii="Calibri" w:hAnsi="Calibri"/>
           <w:sz w:val="22"/>
         </w:rPr>
-        <w:t>El otorgante necesita saber no solo quien pide recursos, sino donde se ejecutara el proyecto. NUXERA debe mostrar contexto economico, politico, social, regulatorio y territorial de pais, estado/provincia y ciudad cuando la informacion exista.</w:t>
+        <w:t>1. Iniciar sesion admin 2. Revisar Operations 3. Revisar Security/RLS 4. Revisar AI &amp; agents 5. Revisar System/deploys/gates 6. Revisar fuentes regulatorias</w:t>
+      </w:r>
+    </w:p>
+    <w:p>
+      <w:pPr>
+        <w:pStyle w:val="Heading3"/>
+      </w:pPr>
+      <w:r>
+        <w:t>Usuarios y permisos</w:t>
+      </w:r>
+    </w:p>
+    <w:p>
+      <w:pPr>
+        <w:pStyle w:val="ListBullet"/>
+      </w:pPr>
+      <w:r>
+        <w:rPr>
+          <w:rFonts w:ascii="Calibri" w:hAnsi="Calibri"/>
+          <w:sz w:val="22"/>
+        </w:rPr>
+        <w:t>Alta/baja de usuarios</w:t>
+      </w:r>
+    </w:p>
+    <w:p>
+      <w:pPr>
+        <w:pStyle w:val="ListBullet"/>
+      </w:pPr>
+      <w:r>
+        <w:rPr>
+          <w:rFonts w:ascii="Calibri" w:hAnsi="Calibri"/>
+          <w:sz w:val="22"/>
+        </w:rPr>
+        <w:t>Roles solicitante/otorgante/admin</w:t>
+      </w:r>
+    </w:p>
+    <w:p>
+      <w:pPr>
+        <w:pStyle w:val="ListBullet"/>
+      </w:pPr>
+      <w:r>
+        <w:rPr>
+          <w:rFonts w:ascii="Calibri" w:hAnsi="Calibri"/>
+          <w:sz w:val="22"/>
+        </w:rPr>
+        <w:t>Data rooms autorizados</w:t>
+      </w:r>
+    </w:p>
+    <w:p>
+      <w:pPr>
+        <w:pStyle w:val="ListBullet"/>
+      </w:pPr>
+      <w:r>
+        <w:rPr>
+          <w:rFonts w:ascii="Calibri" w:hAnsi="Calibri"/>
+          <w:sz w:val="22"/>
+        </w:rPr>
+        <w:t>Separacion demo vs produccion</w:t>
+      </w:r>
+    </w:p>
+    <w:p>
+      <w:pPr>
+        <w:pStyle w:val="ListBullet"/>
+      </w:pPr>
+      <w:r>
+        <w:rPr>
+          <w:rFonts w:ascii="Calibri" w:hAnsi="Calibri"/>
+          <w:sz w:val="22"/>
+        </w:rPr>
+        <w:t>Revision de accesos antes de compartir evidencia</w:t>
+      </w:r>
+    </w:p>
+    <w:p>
+      <w:pPr>
+        <w:pStyle w:val="Heading3"/>
+      </w:pPr>
+      <w:r>
+        <w:t>Catalogo de fuentes</w:t>
+      </w:r>
+    </w:p>
+    <w:p>
+      <w:pPr>
+        <w:pStyle w:val="ListBullet"/>
+      </w:pPr>
+      <w:r>
+        <w:rPr>
+          <w:rFonts w:ascii="Calibri" w:hAnsi="Calibri"/>
+          <w:sz w:val="22"/>
+        </w:rPr>
+        <w:t>Nombre, pais, jurisdiccion y tipo de dato</w:t>
+      </w:r>
+    </w:p>
+    <w:p>
+      <w:pPr>
+        <w:pStyle w:val="ListBullet"/>
+      </w:pPr>
+      <w:r>
+        <w:rPr>
+          <w:rFonts w:ascii="Calibri" w:hAnsi="Calibri"/>
+          <w:sz w:val="22"/>
+        </w:rPr>
+        <w:t>Modo de acceso: publico, descarga, API, convenio o no disponible</w:t>
+      </w:r>
+    </w:p>
+    <w:p>
+      <w:pPr>
+        <w:pStyle w:val="ListBullet"/>
+      </w:pPr>
+      <w:r>
+        <w:rPr>
+          <w:rFonts w:ascii="Calibri" w:hAnsi="Calibri"/>
+          <w:sz w:val="22"/>
+        </w:rPr>
+        <w:t>Estatus live, condicional, privado, pendiente o bloqueado</w:t>
+      </w:r>
+    </w:p>
+    <w:p>
+      <w:pPr>
+        <w:pStyle w:val="ListBullet"/>
+      </w:pPr>
+      <w:r>
+        <w:rPr>
+          <w:rFonts w:ascii="Calibri" w:hAnsi="Calibri"/>
+          <w:sz w:val="22"/>
+        </w:rPr>
+        <w:t>Fecha de ultima revision y responsable</w:t>
+      </w:r>
+    </w:p>
+    <w:p>
+      <w:pPr>
+        <w:pStyle w:val="ListBullet"/>
+      </w:pPr>
+      <w:r>
+        <w:rPr>
+          <w:rFonts w:ascii="Calibri" w:hAnsi="Calibri"/>
+          <w:sz w:val="22"/>
+        </w:rPr>
+        <w:t>Limitaciones para no exagerar cobertura</w:t>
+      </w:r>
+    </w:p>
+    <w:p>
+      <w:pPr>
+        <w:pStyle w:val="ListBullet"/>
+      </w:pPr>
+      <w:r>
+        <w:rPr>
+          <w:rFonts w:ascii="Calibri" w:hAnsi="Calibri"/>
+          <w:sz w:val="22"/>
+        </w:rPr>
+        <w:t>Siguiente accion para integracion real</w:t>
+      </w:r>
+    </w:p>
+    <w:p>
+      <w:pPr>
+        <w:pStyle w:val="Heading3"/>
+      </w:pPr>
+      <w:r>
+        <w:t>Notificaciones</w:t>
       </w:r>
     </w:p>
     <w:p>
@@ -680,67 +1160,15 @@
           <w:rFonts w:ascii="Calibri" w:hAnsi="Calibri"/>
           <w:sz w:val="22"/>
         </w:rPr>
-        <w:t>Este analisis debe incluir:</w:t>
+        <w:t>Eventos: bienvenida, expediente creado, documento faltante, documento recibido, observacion, aclaracion, estatus, nuevo expediente autorizado, evidencia nueva, SLA, revision humana, memo listo y riesgo critico. Fases: dry-run, sandbox, produccion limitada y produccion completa.</w:t>
       </w:r>
     </w:p>
     <w:p>
       <w:pPr>
-        <w:pStyle w:val="ListBullet"/>
+        <w:pStyle w:val="Heading3"/>
       </w:pPr>
       <w:r>
-        <w:rPr>
-          <w:rFonts w:ascii="Calibri" w:hAnsi="Calibri"/>
-          <w:sz w:val="22"/>
-        </w:rPr>
-        <w:t>Economia: crecimiento, inflacion, moneda, riesgo cambiario, sectores relevantes, deuda, inversion extranjera y estabilidad macro.</w:t>
-      </w:r>
-    </w:p>
-    <w:p>
-      <w:pPr>
-        <w:pStyle w:val="ListBullet"/>
-      </w:pPr>
-      <w:r>
-        <w:rPr>
-          <w:rFonts w:ascii="Calibri" w:hAnsi="Calibri"/>
-          <w:sz w:val="22"/>
-        </w:rPr>
-        <w:t>Politica: estabilidad institucional, elecciones, cambios regulatorios, sanciones, conflictos, corrupcion percibida y gobernabilidad.</w:t>
-      </w:r>
-    </w:p>
-    <w:p>
-      <w:pPr>
-        <w:pStyle w:val="ListBullet"/>
-      </w:pPr>
-      <w:r>
-        <w:rPr>
-          <w:rFonts w:ascii="Calibri" w:hAnsi="Calibri"/>
-          <w:sz w:val="22"/>
-        </w:rPr>
-        <w:t>Social/territorial: seguridad, conflictividad local, permisos, riesgos comunitarios, infraestructura, empleo, pobreza o presiones sociales.</w:t>
-      </w:r>
-    </w:p>
-    <w:p>
-      <w:pPr>
-        <w:pStyle w:val="ListBullet"/>
-      </w:pPr>
-      <w:r>
-        <w:rPr>
-          <w:rFonts w:ascii="Calibri" w:hAnsi="Calibri"/>
-          <w:sz w:val="22"/>
-        </w:rPr>
-        <w:t>Regulacion: registros publicos, licencias, sectores restringidos, autoridades financieras, fiscalidad, beneficiarios finales y listas de sanciones.</w:t>
-      </w:r>
-    </w:p>
-    <w:p>
-      <w:pPr>
-        <w:pStyle w:val="ListBullet"/>
-      </w:pPr>
-      <w:r>
-        <w:rPr>
-          <w:rFonts w:ascii="Calibri" w:hAnsi="Calibri"/>
-          <w:sz w:val="22"/>
-        </w:rPr>
-        <w:t>Municipio/provincia/ciudad: cuando existan datos publicos o APIs confiables, se debe aterrizar el riesgo local, no quedarse solo en pais.</w:t>
+        <w:t>Agentes e IA</w:t>
       </w:r>
     </w:p>
     <w:p>
@@ -749,7 +1177,15 @@
           <w:rFonts w:ascii="Calibri" w:hAnsi="Calibri"/>
           <w:sz w:val="22"/>
         </w:rPr>
-        <w:t>Medio Oriente y Emiratos Arabes Unidos:</w:t>
+        <w:t>OpenAI y Anthropic son principales; Kimi bajo costo/bajo riesgo; DeepSeek detras de principales y bajo riesgo; NVIDIA experimental. Admin ve proveedor, tareas permitidas, riesgo maximo, logs, runtime y fallas.</w:t>
+      </w:r>
+    </w:p>
+    <w:p>
+      <w:pPr>
+        <w:pStyle w:val="Heading3"/>
+      </w:pPr>
+      <w:r>
+        <w:t>Persistencia y cutover</w:t>
       </w:r>
     </w:p>
     <w:p>
@@ -758,7 +1194,15 @@
           <w:rFonts w:ascii="Calibri" w:hAnsi="Calibri"/>
           <w:sz w:val="22"/>
         </w:rPr>
-        <w:t>La plataforma ya incorpora la logica para tratar fuentes como UAE PASS, EOCN, SCA/CMA, CBUAE, DFSA, FSRA/ADGM, ADGM Registration Authority, VARA, FTA, National Economic Registry y registros economicos locales como fuentes publicas, condicionales o privadas. En solicitante estas fuentes no deben mostrarse como una capa externa invasiva; deben alimentar el score, checklist y faltantes. En otorgante si deben verse de forma robusta, con fuente, alcance, limitacion y siguiente accion.</w:t>
+        <w:t>Antes de produccion: eventos, aprobaciones, procedencia documental, RLS, tokens staging, logs y rollback. Cutover: inventario Nexus, QA, redireccion, monitoreo y plan de regreso.</w:t>
+      </w:r>
+    </w:p>
+    <w:p>
+      <w:pPr>
+        <w:pStyle w:val="Heading1"/>
+      </w:pPr>
+      <w:r>
+        <w:t>7. Ciclo completo</w:t>
       </w:r>
     </w:p>
     <w:p>
@@ -767,91 +1211,15 @@
           <w:rFonts w:ascii="Calibri" w:hAnsi="Calibri"/>
           <w:sz w:val="22"/>
         </w:rPr>
-        <w:t>Que debe esperar el otorgante:</w:t>
+        <w:t>1. Solicitante crea expediente 2. Carga datos y documentos 3. NUXERA calcula readiness 4. Admin controla fuentes y gates 5. Otorgante accede si esta autorizado 6. Otorgante revisa evidencia y riesgos 7. Agente apoya bajo limites 8. Notificaciones mueven solicitudes 9. Persistencia registra eventos 10. Decision humana se documenta</w:t>
       </w:r>
     </w:p>
     <w:p>
       <w:pPr>
-        <w:pStyle w:val="ListBullet"/>
+        <w:pStyle w:val="Heading1"/>
       </w:pPr>
       <w:r>
-        <w:rPr>
-          <w:rFonts w:ascii="Calibri" w:hAnsi="Calibri"/>
-          <w:sz w:val="22"/>
-        </w:rPr>
-        <w:t>Casos priorizados por estatus, riesgo, brechas y SLA.</w:t>
-      </w:r>
-    </w:p>
-    <w:p>
-      <w:pPr>
-        <w:pStyle w:val="ListBullet"/>
-      </w:pPr>
-      <w:r>
-        <w:rPr>
-          <w:rFonts w:ascii="Calibri" w:hAnsi="Calibri"/>
-          <w:sz w:val="22"/>
-        </w:rPr>
-        <w:t>Paquete de decision no vinculante.</w:t>
-      </w:r>
-    </w:p>
-    <w:p>
-      <w:pPr>
-        <w:pStyle w:val="ListBullet"/>
-      </w:pPr>
-      <w:r>
-        <w:rPr>
-          <w:rFonts w:ascii="Calibri" w:hAnsi="Calibri"/>
-          <w:sz w:val="22"/>
-        </w:rPr>
-        <w:t>Evidencia autorizada, no inventada.</w:t>
-      </w:r>
-    </w:p>
-    <w:p>
-      <w:pPr>
-        <w:pStyle w:val="ListBullet"/>
-      </w:pPr>
-      <w:r>
-        <w:rPr>
-          <w:rFonts w:ascii="Calibri" w:hAnsi="Calibri"/>
-          <w:sz w:val="22"/>
-        </w:rPr>
-        <w:t>Preguntas de comite.</w:t>
-      </w:r>
-    </w:p>
-    <w:p>
-      <w:pPr>
-        <w:pStyle w:val="ListBullet"/>
-      </w:pPr>
-      <w:r>
-        <w:rPr>
-          <w:rFonts w:ascii="Calibri" w:hAnsi="Calibri"/>
-          <w:sz w:val="22"/>
-        </w:rPr>
-        <w:t>Condiciones pendientes.</w:t>
-      </w:r>
-    </w:p>
-    <w:p>
-      <w:pPr>
-        <w:pStyle w:val="ListBullet"/>
-      </w:pPr>
-      <w:r>
-        <w:rPr>
-          <w:rFonts w:ascii="Calibri" w:hAnsi="Calibri"/>
-          <w:sz w:val="22"/>
-        </w:rPr>
-        <w:t>Contexto jurisdiccional y regulatorio trazable.</w:t>
-      </w:r>
-    </w:p>
-    <w:p>
-      <w:pPr>
-        <w:pStyle w:val="ListBullet"/>
-      </w:pPr>
-      <w:r>
-        <w:rPr>
-          <w:rFonts w:ascii="Calibri" w:hAnsi="Calibri"/>
-          <w:sz w:val="22"/>
-        </w:rPr>
-        <w:t>Recomendaciones del agente solo como apoyo, nunca como aprobacion automatica.</w:t>
+        <w:t>8. Matriz ampliada de documentos</w:t>
       </w:r>
     </w:p>
     <w:p>
@@ -860,15 +1228,7 @@
           <w:rFonts w:ascii="Calibri" w:hAnsi="Calibri"/>
           <w:sz w:val="22"/>
         </w:rPr>
-        <w:t>Resultado esperado: revision mas rapida, ordenada y defendible ante comite, con claridad sobre que se puede decidir y que requiere validacion.</w:t>
-      </w:r>
-    </w:p>
-    <w:p>
-      <w:pPr>
-        <w:pStyle w:val="Heading1"/>
-      </w:pPr>
-      <w:r>
-        <w:t>5. Administracion</w:t>
+        <w:t>La operacion documental debe permitir que cada archivo tenga categoria, requisito asociado, version, fecha, responsable, estado y observacion. La plataforma debe evitar que un documento quede como archivo suelto sin relacion operativa.</w:t>
       </w:r>
     </w:p>
     <w:p>
@@ -877,7 +1237,151 @@
           <w:rFonts w:ascii="Calibri" w:hAnsi="Calibri"/>
           <w:sz w:val="22"/>
         </w:rPr>
-        <w:t>El espacio admin controla operacion, seguridad, fuentes, agentes, notificaciones, persistencia y readiness de produccion.</w:t>
+        <w:t>Categorias:</w:t>
+      </w:r>
+    </w:p>
+    <w:p>
+      <w:pPr>
+        <w:pStyle w:val="ListBullet"/>
+      </w:pPr>
+      <w:r>
+        <w:rPr>
+          <w:rFonts w:ascii="Calibri" w:hAnsi="Calibri"/>
+          <w:sz w:val="22"/>
+        </w:rPr>
+        <w:t>Identidad</w:t>
+      </w:r>
+    </w:p>
+    <w:p>
+      <w:pPr>
+        <w:pStyle w:val="ListBullet"/>
+      </w:pPr>
+      <w:r>
+        <w:rPr>
+          <w:rFonts w:ascii="Calibri" w:hAnsi="Calibri"/>
+          <w:sz w:val="22"/>
+        </w:rPr>
+        <w:t>Corporativo</w:t>
+      </w:r>
+    </w:p>
+    <w:p>
+      <w:pPr>
+        <w:pStyle w:val="ListBullet"/>
+      </w:pPr>
+      <w:r>
+        <w:rPr>
+          <w:rFonts w:ascii="Calibri" w:hAnsi="Calibri"/>
+          <w:sz w:val="22"/>
+        </w:rPr>
+        <w:t>Fiscal</w:t>
+      </w:r>
+    </w:p>
+    <w:p>
+      <w:pPr>
+        <w:pStyle w:val="ListBullet"/>
+      </w:pPr>
+      <w:r>
+        <w:rPr>
+          <w:rFonts w:ascii="Calibri" w:hAnsi="Calibri"/>
+          <w:sz w:val="22"/>
+        </w:rPr>
+        <w:t>Financiero</w:t>
+      </w:r>
+    </w:p>
+    <w:p>
+      <w:pPr>
+        <w:pStyle w:val="ListBullet"/>
+      </w:pPr>
+      <w:r>
+        <w:rPr>
+          <w:rFonts w:ascii="Calibri" w:hAnsi="Calibri"/>
+          <w:sz w:val="22"/>
+        </w:rPr>
+        <w:t>Legal</w:t>
+      </w:r>
+    </w:p>
+    <w:p>
+      <w:pPr>
+        <w:pStyle w:val="ListBullet"/>
+      </w:pPr>
+      <w:r>
+        <w:rPr>
+          <w:rFonts w:ascii="Calibri" w:hAnsi="Calibri"/>
+          <w:sz w:val="22"/>
+        </w:rPr>
+        <w:t>Tecnico</w:t>
+      </w:r>
+    </w:p>
+    <w:p>
+      <w:pPr>
+        <w:pStyle w:val="ListBullet"/>
+      </w:pPr>
+      <w:r>
+        <w:rPr>
+          <w:rFonts w:ascii="Calibri" w:hAnsi="Calibri"/>
+          <w:sz w:val="22"/>
+        </w:rPr>
+        <w:t>Proyecto</w:t>
+      </w:r>
+    </w:p>
+    <w:p>
+      <w:pPr>
+        <w:pStyle w:val="ListBullet"/>
+      </w:pPr>
+      <w:r>
+        <w:rPr>
+          <w:rFonts w:ascii="Calibri" w:hAnsi="Calibri"/>
+          <w:sz w:val="22"/>
+        </w:rPr>
+        <w:t>Garantias</w:t>
+      </w:r>
+    </w:p>
+    <w:p>
+      <w:pPr>
+        <w:pStyle w:val="ListBullet"/>
+      </w:pPr>
+      <w:r>
+        <w:rPr>
+          <w:rFonts w:ascii="Calibri" w:hAnsi="Calibri"/>
+          <w:sz w:val="22"/>
+        </w:rPr>
+        <w:t>Cumplimiento</w:t>
+      </w:r>
+    </w:p>
+    <w:p>
+      <w:pPr>
+        <w:pStyle w:val="ListBullet"/>
+      </w:pPr>
+      <w:r>
+        <w:rPr>
+          <w:rFonts w:ascii="Calibri" w:hAnsi="Calibri"/>
+          <w:sz w:val="22"/>
+        </w:rPr>
+        <w:t>Regulatorio</w:t>
+      </w:r>
+    </w:p>
+    <w:p>
+      <w:pPr>
+        <w:pStyle w:val="ListBullet"/>
+      </w:pPr>
+      <w:r>
+        <w:rPr>
+          <w:rFonts w:ascii="Calibri" w:hAnsi="Calibri"/>
+          <w:sz w:val="22"/>
+        </w:rPr>
+        <w:t>Impacto ESG</w:t>
+      </w:r>
+    </w:p>
+    <w:p>
+      <w:pPr>
+        <w:pStyle w:val="ListBullet"/>
+      </w:pPr>
+      <w:r>
+        <w:rPr>
+          <w:rFonts w:ascii="Calibri" w:hAnsi="Calibri"/>
+          <w:sz w:val="22"/>
+        </w:rPr>
+        <w:t>Evidencia complementaria</w:t>
       </w:r>
     </w:p>
     <w:p>
@@ -886,7 +1390,111 @@
           <w:rFonts w:ascii="Calibri" w:hAnsi="Calibri"/>
           <w:sz w:val="22"/>
         </w:rPr>
-        <w:t>Como entrar:</w:t>
+        <w:t>Estados posibles:</w:t>
+      </w:r>
+    </w:p>
+    <w:p>
+      <w:pPr>
+        <w:pStyle w:val="ListBullet"/>
+      </w:pPr>
+      <w:r>
+        <w:rPr>
+          <w:rFonts w:ascii="Calibri" w:hAnsi="Calibri"/>
+          <w:sz w:val="22"/>
+        </w:rPr>
+        <w:t>borrador</w:t>
+      </w:r>
+    </w:p>
+    <w:p>
+      <w:pPr>
+        <w:pStyle w:val="ListBullet"/>
+      </w:pPr>
+      <w:r>
+        <w:rPr>
+          <w:rFonts w:ascii="Calibri" w:hAnsi="Calibri"/>
+          <w:sz w:val="22"/>
+        </w:rPr>
+        <w:t>recibido</w:t>
+      </w:r>
+    </w:p>
+    <w:p>
+      <w:pPr>
+        <w:pStyle w:val="ListBullet"/>
+      </w:pPr>
+      <w:r>
+        <w:rPr>
+          <w:rFonts w:ascii="Calibri" w:hAnsi="Calibri"/>
+          <w:sz w:val="22"/>
+        </w:rPr>
+        <w:t>en revision</w:t>
+      </w:r>
+    </w:p>
+    <w:p>
+      <w:pPr>
+        <w:pStyle w:val="ListBullet"/>
+      </w:pPr>
+      <w:r>
+        <w:rPr>
+          <w:rFonts w:ascii="Calibri" w:hAnsi="Calibri"/>
+          <w:sz w:val="22"/>
+        </w:rPr>
+        <w:t>observado</w:t>
+      </w:r>
+    </w:p>
+    <w:p>
+      <w:pPr>
+        <w:pStyle w:val="ListBullet"/>
+      </w:pPr>
+      <w:r>
+        <w:rPr>
+          <w:rFonts w:ascii="Calibri" w:hAnsi="Calibri"/>
+          <w:sz w:val="22"/>
+        </w:rPr>
+        <w:t>requiere aclaracion</w:t>
+      </w:r>
+    </w:p>
+    <w:p>
+      <w:pPr>
+        <w:pStyle w:val="ListBullet"/>
+      </w:pPr>
+      <w:r>
+        <w:rPr>
+          <w:rFonts w:ascii="Calibri" w:hAnsi="Calibri"/>
+          <w:sz w:val="22"/>
+        </w:rPr>
+        <w:t>aprobado por revision humana</w:t>
+      </w:r>
+    </w:p>
+    <w:p>
+      <w:pPr>
+        <w:pStyle w:val="ListBullet"/>
+      </w:pPr>
+      <w:r>
+        <w:rPr>
+          <w:rFonts w:ascii="Calibri" w:hAnsi="Calibri"/>
+          <w:sz w:val="22"/>
+        </w:rPr>
+        <w:t>bloqueado</w:t>
+      </w:r>
+    </w:p>
+    <w:p>
+      <w:pPr>
+        <w:pStyle w:val="ListBullet"/>
+      </w:pPr>
+      <w:r>
+        <w:rPr>
+          <w:rFonts w:ascii="Calibri" w:hAnsi="Calibri"/>
+          <w:sz w:val="22"/>
+        </w:rPr>
+        <w:t>reemplazado por nueva version</w:t>
+      </w:r>
+    </w:p>
+    <w:p>
+      <w:pPr>
+        <w:pStyle w:val="Heading3"/>
+      </w:pPr>
+      <w:r>
+        <w:t>Documento - Identidad</w:t>
       </w:r>
     </w:p>
     <w:p>
@@ -895,7 +1503,7 @@
           <w:rFonts w:ascii="Calibri" w:hAnsi="Calibri"/>
           <w:sz w:val="22"/>
         </w:rPr>
-        <w:t>1. Iniciar sesion como administrador. 2. Entrar a Operations para estado operativo. 3. Entrar a Security para controles, RLS y proteccion de rutas. 4. Entrar a AI &amp; agents para politicas de agentes. 5. Entrar a System para salud, compuertas, fuentes y despliegue.</w:t>
+        <w:t>Funcion: acreditar informacion de tipo identidad. Paso a paso: 1. identificar requisito 2. subir archivo 3. asociar categoria 4. validar metadata 5. revisar completitud 6. marcar resultado 7. notificar faltante si aplica</w:t>
       </w:r>
     </w:p>
     <w:p>
@@ -904,91 +1512,15 @@
           <w:rFonts w:ascii="Calibri" w:hAnsi="Calibri"/>
           <w:sz w:val="22"/>
         </w:rPr>
-        <w:t>Que hace admin:</w:t>
+        <w:t>Resultado esperado: el expediente muestra si esta evidencia esta completa, observada o bloqueada.</w:t>
       </w:r>
     </w:p>
     <w:p>
       <w:pPr>
-        <w:pStyle w:val="ListBullet"/>
+        <w:pStyle w:val="Heading3"/>
       </w:pPr>
       <w:r>
-        <w:rPr>
-          <w:rFonts w:ascii="Calibri" w:hAnsi="Calibri"/>
-          <w:sz w:val="22"/>
-        </w:rPr>
-        <w:t>Supervisa usuarios y permisos.</w:t>
-      </w:r>
-    </w:p>
-    <w:p>
-      <w:pPr>
-        <w:pStyle w:val="ListBullet"/>
-      </w:pPr>
-      <w:r>
-        <w:rPr>
-          <w:rFonts w:ascii="Calibri" w:hAnsi="Calibri"/>
-          <w:sz w:val="22"/>
-        </w:rPr>
-        <w:t>Revisa modulos protegidos.</w:t>
-      </w:r>
-    </w:p>
-    <w:p>
-      <w:pPr>
-        <w:pStyle w:val="ListBullet"/>
-      </w:pPr>
-      <w:r>
-        <w:rPr>
-          <w:rFonts w:ascii="Calibri" w:hAnsi="Calibri"/>
-          <w:sz w:val="22"/>
-        </w:rPr>
-        <w:t>Administra fuentes regulatorias y su estado: live, publico, privado, convenio requerido o no disponible.</w:t>
-      </w:r>
-    </w:p>
-    <w:p>
-      <w:pPr>
-        <w:pStyle w:val="ListBullet"/>
-      </w:pPr>
-      <w:r>
-        <w:rPr>
-          <w:rFonts w:ascii="Calibri" w:hAnsi="Calibri"/>
-          <w:sz w:val="22"/>
-        </w:rPr>
-        <w:t>Controla notificaciones automaticas y sandbox de correo.</w:t>
-      </w:r>
-    </w:p>
-    <w:p>
-      <w:pPr>
-        <w:pStyle w:val="ListBullet"/>
-      </w:pPr>
-      <w:r>
-        <w:rPr>
-          <w:rFonts w:ascii="Calibri" w:hAnsi="Calibri"/>
-          <w:sz w:val="22"/>
-        </w:rPr>
-        <w:t>Define limites del agente conversacional.</w:t>
-      </w:r>
-    </w:p>
-    <w:p>
-      <w:pPr>
-        <w:pStyle w:val="ListBullet"/>
-      </w:pPr>
-      <w:r>
-        <w:rPr>
-          <w:rFonts w:ascii="Calibri" w:hAnsi="Calibri"/>
-          <w:sz w:val="22"/>
-        </w:rPr>
-        <w:t>Revisa persistencia operativa antes de activar escrituras reales.</w:t>
-      </w:r>
-    </w:p>
-    <w:p>
-      <w:pPr>
-        <w:pStyle w:val="ListBullet"/>
-      </w:pPr>
-      <w:r>
-        <w:rPr>
-          <w:rFonts w:ascii="Calibri" w:hAnsi="Calibri"/>
-          <w:sz w:val="22"/>
-        </w:rPr>
-        <w:t>Prepara evidencia para cutover de Nexus a NUXERA.</w:t>
+        <w:t>Documento - Corporativo</w:t>
       </w:r>
     </w:p>
     <w:p>
@@ -997,7 +1529,7 @@
           <w:rFonts w:ascii="Calibri" w:hAnsi="Calibri"/>
           <w:sz w:val="22"/>
         </w:rPr>
-        <w:t>Notificaciones:</w:t>
+        <w:t>Funcion: acreditar informacion de tipo corporativo. Paso a paso: 1. identificar requisito 2. subir archivo 3. asociar categoria 4. validar metadata 5. revisar completitud 6. marcar resultado 7. notificar faltante si aplica</w:t>
       </w:r>
     </w:p>
     <w:p>
@@ -1006,7 +1538,15 @@
           <w:rFonts w:ascii="Calibri" w:hAnsi="Calibri"/>
           <w:sz w:val="22"/>
         </w:rPr>
-        <w:t>El servicio de notificaciones debe enviar correos automaticos a solicitantes y otorgantes para eventos como alta de expediente, documento faltante, solicitud de evidencia, cambio de estatus, invitacion a data room, recordatorio de SLA, alerta de riesgo y decision humana pendiente. En etapa actual debe operar primero en sandbox/dry-run, con plantillas aprobadas y sin adjuntar evidencia sensible.</w:t>
+        <w:t>Resultado esperado: el expediente muestra si esta evidencia esta completa, observada o bloqueada.</w:t>
+      </w:r>
+    </w:p>
+    <w:p>
+      <w:pPr>
+        <w:pStyle w:val="Heading3"/>
+      </w:pPr>
+      <w:r>
+        <w:t>Documento - Fiscal</w:t>
       </w:r>
     </w:p>
     <w:p>
@@ -1015,7 +1555,7 @@
           <w:rFonts w:ascii="Calibri" w:hAnsi="Calibri"/>
           <w:sz w:val="22"/>
         </w:rPr>
-        <w:t>Agente/chat:</w:t>
+        <w:t>Funcion: acreditar informacion de tipo fiscal. Paso a paso: 1. identificar requisito 2. subir archivo 3. asociar categoria 4. validar metadata 5. revisar completitud 6. marcar resultado 7. notificar faltante si aplica</w:t>
       </w:r>
     </w:p>
     <w:p>
@@ -1024,7 +1564,15 @@
           <w:rFonts w:ascii="Calibri" w:hAnsi="Calibri"/>
           <w:sz w:val="22"/>
         </w:rPr>
-        <w:t>El chat debe ayudar a explicar el expediente, responder preguntas sobre requisitos, resumir riesgos, orientar carga documental y preparar preguntas de comite. Debe alimentarse de datos autorizados: metadatos del expediente, checklist, documentos permitidos, bitacora, fuentes regulatorias y contexto jurisdiccional. No debe inventar evidencia, no debe aprobar operaciones, no debe enviar correos sin autorizacion y no debe mostrar informacion de otro usuario.</w:t>
+        <w:t>Resultado esperado: el expediente muestra si esta evidencia esta completa, observada o bloqueada.</w:t>
+      </w:r>
+    </w:p>
+    <w:p>
+      <w:pPr>
+        <w:pStyle w:val="Heading3"/>
+      </w:pPr>
+      <w:r>
+        <w:t>Documento - Financiero</w:t>
       </w:r>
     </w:p>
     <w:p>
@@ -1033,15 +1581,7 @@
           <w:rFonts w:ascii="Calibri" w:hAnsi="Calibri"/>
           <w:sz w:val="22"/>
         </w:rPr>
-        <w:t>Resultado esperado: administracion puede demostrar control, no solo funcionalidad visual.</w:t>
-      </w:r>
-    </w:p>
-    <w:p>
-      <w:pPr>
-        <w:pStyle w:val="Heading1"/>
-      </w:pPr>
-      <w:r>
-        <w:t>6. Resultado Global</w:t>
+        <w:t>Funcion: acreditar informacion de tipo financiero. Paso a paso: 1. identificar requisito 2. subir archivo 3. asociar categoria 4. validar metadata 5. revisar completitud 6. marcar resultado 7. notificar faltante si aplica</w:t>
       </w:r>
     </w:p>
     <w:p>
@@ -1050,7 +1590,599 @@
           <w:rFonts w:ascii="Calibri" w:hAnsi="Calibri"/>
           <w:sz w:val="22"/>
         </w:rPr>
-        <w:t>NUXERA queda lista como experiencia demostrable e investor-ready. Para produccion plena faltan principalmente pruebas con datos reales controlados, RLS fase 2, persistencia SQL final, proveedor de correo sandbox/live, decision de cutover y acuerdos/API de fuentes privadas.</w:t>
+        <w:t>Resultado esperado: el expediente muestra si esta evidencia esta completa, observada o bloqueada.</w:t>
+      </w:r>
+    </w:p>
+    <w:p>
+      <w:pPr>
+        <w:pStyle w:val="Heading3"/>
+      </w:pPr>
+      <w:r>
+        <w:t>Documento - Legal</w:t>
+      </w:r>
+    </w:p>
+    <w:p>
+      <w:r>
+        <w:rPr>
+          <w:rFonts w:ascii="Calibri" w:hAnsi="Calibri"/>
+          <w:sz w:val="22"/>
+        </w:rPr>
+        <w:t>Funcion: acreditar informacion de tipo legal. Paso a paso: 1. identificar requisito 2. subir archivo 3. asociar categoria 4. validar metadata 5. revisar completitud 6. marcar resultado 7. notificar faltante si aplica</w:t>
+      </w:r>
+    </w:p>
+    <w:p>
+      <w:r>
+        <w:rPr>
+          <w:rFonts w:ascii="Calibri" w:hAnsi="Calibri"/>
+          <w:sz w:val="22"/>
+        </w:rPr>
+        <w:t>Resultado esperado: el expediente muestra si esta evidencia esta completa, observada o bloqueada.</w:t>
+      </w:r>
+    </w:p>
+    <w:p>
+      <w:pPr>
+        <w:pStyle w:val="Heading3"/>
+      </w:pPr>
+      <w:r>
+        <w:t>Documento - Tecnico</w:t>
+      </w:r>
+    </w:p>
+    <w:p>
+      <w:r>
+        <w:rPr>
+          <w:rFonts w:ascii="Calibri" w:hAnsi="Calibri"/>
+          <w:sz w:val="22"/>
+        </w:rPr>
+        <w:t>Funcion: acreditar informacion de tipo tecnico. Paso a paso: 1. identificar requisito 2. subir archivo 3. asociar categoria 4. validar metadata 5. revisar completitud 6. marcar resultado 7. notificar faltante si aplica</w:t>
+      </w:r>
+    </w:p>
+    <w:p>
+      <w:r>
+        <w:rPr>
+          <w:rFonts w:ascii="Calibri" w:hAnsi="Calibri"/>
+          <w:sz w:val="22"/>
+        </w:rPr>
+        <w:t>Resultado esperado: el expediente muestra si esta evidencia esta completa, observada o bloqueada.</w:t>
+      </w:r>
+    </w:p>
+    <w:p>
+      <w:pPr>
+        <w:pStyle w:val="Heading3"/>
+      </w:pPr>
+      <w:r>
+        <w:t>Documento - Proyecto</w:t>
+      </w:r>
+    </w:p>
+    <w:p>
+      <w:r>
+        <w:rPr>
+          <w:rFonts w:ascii="Calibri" w:hAnsi="Calibri"/>
+          <w:sz w:val="22"/>
+        </w:rPr>
+        <w:t>Funcion: acreditar informacion de tipo proyecto. Paso a paso: 1. identificar requisito 2. subir archivo 3. asociar categoria 4. validar metadata 5. revisar completitud 6. marcar resultado 7. notificar faltante si aplica</w:t>
+      </w:r>
+    </w:p>
+    <w:p>
+      <w:r>
+        <w:rPr>
+          <w:rFonts w:ascii="Calibri" w:hAnsi="Calibri"/>
+          <w:sz w:val="22"/>
+        </w:rPr>
+        <w:t>Resultado esperado: el expediente muestra si esta evidencia esta completa, observada o bloqueada.</w:t>
+      </w:r>
+    </w:p>
+    <w:p>
+      <w:pPr>
+        <w:pStyle w:val="Heading3"/>
+      </w:pPr>
+      <w:r>
+        <w:t>Documento - Garantias</w:t>
+      </w:r>
+    </w:p>
+    <w:p>
+      <w:r>
+        <w:rPr>
+          <w:rFonts w:ascii="Calibri" w:hAnsi="Calibri"/>
+          <w:sz w:val="22"/>
+        </w:rPr>
+        <w:t>Funcion: acreditar informacion de tipo garantias. Paso a paso: 1. identificar requisito 2. subir archivo 3. asociar categoria 4. validar metadata 5. revisar completitud 6. marcar resultado 7. notificar faltante si aplica</w:t>
+      </w:r>
+    </w:p>
+    <w:p>
+      <w:r>
+        <w:rPr>
+          <w:rFonts w:ascii="Calibri" w:hAnsi="Calibri"/>
+          <w:sz w:val="22"/>
+        </w:rPr>
+        <w:t>Resultado esperado: el expediente muestra si esta evidencia esta completa, observada o bloqueada.</w:t>
+      </w:r>
+    </w:p>
+    <w:p>
+      <w:pPr>
+        <w:pStyle w:val="Heading3"/>
+      </w:pPr>
+      <w:r>
+        <w:t>Documento - Cumplimiento</w:t>
+      </w:r>
+    </w:p>
+    <w:p>
+      <w:r>
+        <w:rPr>
+          <w:rFonts w:ascii="Calibri" w:hAnsi="Calibri"/>
+          <w:sz w:val="22"/>
+        </w:rPr>
+        <w:t>Funcion: acreditar informacion de tipo cumplimiento. Paso a paso: 1. identificar requisito 2. subir archivo 3. asociar categoria 4. validar metadata 5. revisar completitud 6. marcar resultado 7. notificar faltante si aplica</w:t>
+      </w:r>
+    </w:p>
+    <w:p>
+      <w:r>
+        <w:rPr>
+          <w:rFonts w:ascii="Calibri" w:hAnsi="Calibri"/>
+          <w:sz w:val="22"/>
+        </w:rPr>
+        <w:t>Resultado esperado: el expediente muestra si esta evidencia esta completa, observada o bloqueada.</w:t>
+      </w:r>
+    </w:p>
+    <w:p>
+      <w:pPr>
+        <w:pStyle w:val="Heading3"/>
+      </w:pPr>
+      <w:r>
+        <w:t>Documento - Regulatorio</w:t>
+      </w:r>
+    </w:p>
+    <w:p>
+      <w:r>
+        <w:rPr>
+          <w:rFonts w:ascii="Calibri" w:hAnsi="Calibri"/>
+          <w:sz w:val="22"/>
+        </w:rPr>
+        <w:t>Funcion: acreditar informacion de tipo regulatorio. Paso a paso: 1. identificar requisito 2. subir archivo 3. asociar categoria 4. validar metadata 5. revisar completitud 6. marcar resultado 7. notificar faltante si aplica</w:t>
+      </w:r>
+    </w:p>
+    <w:p>
+      <w:r>
+        <w:rPr>
+          <w:rFonts w:ascii="Calibri" w:hAnsi="Calibri"/>
+          <w:sz w:val="22"/>
+        </w:rPr>
+        <w:t>Resultado esperado: el expediente muestra si esta evidencia esta completa, observada o bloqueada.</w:t>
+      </w:r>
+    </w:p>
+    <w:p>
+      <w:pPr>
+        <w:pStyle w:val="Heading3"/>
+      </w:pPr>
+      <w:r>
+        <w:t>Documento - Impacto ESG</w:t>
+      </w:r>
+    </w:p>
+    <w:p>
+      <w:r>
+        <w:rPr>
+          <w:rFonts w:ascii="Calibri" w:hAnsi="Calibri"/>
+          <w:sz w:val="22"/>
+        </w:rPr>
+        <w:t>Funcion: acreditar informacion de tipo impacto esg. Paso a paso: 1. identificar requisito 2. subir archivo 3. asociar categoria 4. validar metadata 5. revisar completitud 6. marcar resultado 7. notificar faltante si aplica</w:t>
+      </w:r>
+    </w:p>
+    <w:p>
+      <w:r>
+        <w:rPr>
+          <w:rFonts w:ascii="Calibri" w:hAnsi="Calibri"/>
+          <w:sz w:val="22"/>
+        </w:rPr>
+        <w:t>Resultado esperado: el expediente muestra si esta evidencia esta completa, observada o bloqueada.</w:t>
+      </w:r>
+    </w:p>
+    <w:p>
+      <w:pPr>
+        <w:pStyle w:val="Heading3"/>
+      </w:pPr>
+      <w:r>
+        <w:t>Documento - Evidencia complementaria</w:t>
+      </w:r>
+    </w:p>
+    <w:p>
+      <w:r>
+        <w:rPr>
+          <w:rFonts w:ascii="Calibri" w:hAnsi="Calibri"/>
+          <w:sz w:val="22"/>
+        </w:rPr>
+        <w:t>Funcion: acreditar informacion de tipo evidencia complementaria. Paso a paso: 1. identificar requisito 2. subir archivo 3. asociar categoria 4. validar metadata 5. revisar completitud 6. marcar resultado 7. notificar faltante si aplica</w:t>
+      </w:r>
+    </w:p>
+    <w:p>
+      <w:r>
+        <w:rPr>
+          <w:rFonts w:ascii="Calibri" w:hAnsi="Calibri"/>
+          <w:sz w:val="22"/>
+        </w:rPr>
+        <w:t>Resultado esperado: el expediente muestra si esta evidencia esta completa, observada o bloqueada.</w:t>
+      </w:r>
+    </w:p>
+    <w:p>
+      <w:pPr>
+        <w:pStyle w:val="Heading1"/>
+      </w:pPr>
+      <w:r>
+        <w:t>9. Flujos operativos por rol</w:t>
+      </w:r>
+    </w:p>
+    <w:p>
+      <w:r>
+        <w:rPr>
+          <w:rFonts w:ascii="Calibri" w:hAnsi="Calibri"/>
+          <w:sz w:val="22"/>
+        </w:rPr>
+        <w:t>Cada rol opera una parte distinta del ciclo. El valor de NUXERA esta en que estos ciclos se conectan sin mezclar permisos.</w:t>
+      </w:r>
+    </w:p>
+    <w:p>
+      <w:pPr>
+        <w:pStyle w:val="Heading3"/>
+      </w:pPr>
+      <w:r>
+        <w:t>Flujo de solicitante</w:t>
+      </w:r>
+    </w:p>
+    <w:p>
+      <w:r>
+        <w:rPr>
+          <w:rFonts w:ascii="Calibri" w:hAnsi="Calibri"/>
+          <w:sz w:val="22"/>
+        </w:rPr>
+        <w:t>1. entra con rol correcto 2. consulta solo informacion permitida 3. ejecuta accion propia del rol 4. genera evento trazable 5. recibe o dispara notificacion si aplica 6. deja evidencia para auditoria</w:t>
+      </w:r>
+    </w:p>
+    <w:p>
+      <w:r>
+        <w:rPr>
+          <w:rFonts w:ascii="Calibri" w:hAnsi="Calibri"/>
+          <w:sz w:val="22"/>
+        </w:rPr>
+        <w:t>Riesgo a evitar: que solicitante opere fuera de su alcance o vea datos que no corresponden.</w:t>
+      </w:r>
+    </w:p>
+    <w:p>
+      <w:pPr>
+        <w:pStyle w:val="Heading3"/>
+      </w:pPr>
+      <w:r>
+        <w:t>Flujo de otorgante</w:t>
+      </w:r>
+    </w:p>
+    <w:p>
+      <w:r>
+        <w:rPr>
+          <w:rFonts w:ascii="Calibri" w:hAnsi="Calibri"/>
+          <w:sz w:val="22"/>
+        </w:rPr>
+        <w:t>1. entra con rol correcto 2. consulta solo informacion permitida 3. ejecuta accion propia del rol 4. genera evento trazable 5. recibe o dispara notificacion si aplica 6. deja evidencia para auditoria</w:t>
+      </w:r>
+    </w:p>
+    <w:p>
+      <w:r>
+        <w:rPr>
+          <w:rFonts w:ascii="Calibri" w:hAnsi="Calibri"/>
+          <w:sz w:val="22"/>
+        </w:rPr>
+        <w:t>Riesgo a evitar: que otorgante opere fuera de su alcance o vea datos que no corresponden.</w:t>
+      </w:r>
+    </w:p>
+    <w:p>
+      <w:pPr>
+        <w:pStyle w:val="Heading3"/>
+      </w:pPr>
+      <w:r>
+        <w:t>Flujo de administrador</w:t>
+      </w:r>
+    </w:p>
+    <w:p>
+      <w:r>
+        <w:rPr>
+          <w:rFonts w:ascii="Calibri" w:hAnsi="Calibri"/>
+          <w:sz w:val="22"/>
+        </w:rPr>
+        <w:t>1. entra con rol correcto 2. consulta solo informacion permitida 3. ejecuta accion propia del rol 4. genera evento trazable 5. recibe o dispara notificacion si aplica 6. deja evidencia para auditoria</w:t>
+      </w:r>
+    </w:p>
+    <w:p>
+      <w:r>
+        <w:rPr>
+          <w:rFonts w:ascii="Calibri" w:hAnsi="Calibri"/>
+          <w:sz w:val="22"/>
+        </w:rPr>
+        <w:t>Riesgo a evitar: que administrador opere fuera de su alcance o vea datos que no corresponden.</w:t>
+      </w:r>
+    </w:p>
+    <w:p>
+      <w:pPr>
+        <w:pStyle w:val="Heading3"/>
+      </w:pPr>
+      <w:r>
+        <w:t>Flujo de agente</w:t>
+      </w:r>
+    </w:p>
+    <w:p>
+      <w:r>
+        <w:rPr>
+          <w:rFonts w:ascii="Calibri" w:hAnsi="Calibri"/>
+          <w:sz w:val="22"/>
+        </w:rPr>
+        <w:t>1. entra con rol correcto 2. consulta solo informacion permitida 3. ejecuta accion propia del rol 4. genera evento trazable 5. recibe o dispara notificacion si aplica 6. deja evidencia para auditoria</w:t>
+      </w:r>
+    </w:p>
+    <w:p>
+      <w:r>
+        <w:rPr>
+          <w:rFonts w:ascii="Calibri" w:hAnsi="Calibri"/>
+          <w:sz w:val="22"/>
+        </w:rPr>
+        <w:t>Riesgo a evitar: que agente opere fuera de su alcance o vea datos que no corresponden.</w:t>
+      </w:r>
+    </w:p>
+    <w:p>
+      <w:pPr>
+        <w:pStyle w:val="Heading3"/>
+      </w:pPr>
+      <w:r>
+        <w:t>Flujo de servicio de notificaciones</w:t>
+      </w:r>
+    </w:p>
+    <w:p>
+      <w:r>
+        <w:rPr>
+          <w:rFonts w:ascii="Calibri" w:hAnsi="Calibri"/>
+          <w:sz w:val="22"/>
+        </w:rPr>
+        <w:t>1. entra con rol correcto 2. consulta solo informacion permitida 3. ejecuta accion propia del rol 4. genera evento trazable 5. recibe o dispara notificacion si aplica 6. deja evidencia para auditoria</w:t>
+      </w:r>
+    </w:p>
+    <w:p>
+      <w:r>
+        <w:rPr>
+          <w:rFonts w:ascii="Calibri" w:hAnsi="Calibri"/>
+          <w:sz w:val="22"/>
+        </w:rPr>
+        <w:t>Riesgo a evitar: que servicio de notificaciones opere fuera de su alcance o vea datos que no corresponden.</w:t>
+      </w:r>
+    </w:p>
+    <w:p>
+      <w:pPr>
+        <w:pStyle w:val="Heading1"/>
+      </w:pPr>
+      <w:r>
+        <w:t>10. Escenarios practicos de uso</w:t>
+      </w:r>
+    </w:p>
+    <w:p>
+      <w:r>
+        <w:rPr>
+          <w:rFonts w:ascii="Calibri" w:hAnsi="Calibri"/>
+          <w:sz w:val="22"/>
+        </w:rPr>
+        <w:t>Escenario 1: solicitante incompleto. La plataforma debe mostrar brechas, documentos faltantes y acciones. Escenario 2: expediente listo con observaciones. Debe permitir revision humana. Escenario 3: otorgante detecta riesgo jurisdiccional. Debe pedir evidencia y preparar pregunta de comite. Escenario 4: admin detecta fuente condicional. Debe marcar limitacion y evitar presentarla como live. Escenario 5: agente no tiene contexto. Debe decir que no cuenta con evidencia suficiente.</w:t>
+      </w:r>
+    </w:p>
+    <w:p>
+      <w:pPr>
+        <w:pStyle w:val="Heading1"/>
+      </w:pPr>
+      <w:r>
+        <w:t>11. Errores frecuentes y manejo esperado</w:t>
+      </w:r>
+    </w:p>
+    <w:p>
+      <w:pPr>
+        <w:pStyle w:val="ListBullet"/>
+      </w:pPr>
+      <w:r>
+        <w:rPr>
+          <w:rFonts w:ascii="Calibri" w:hAnsi="Calibri"/>
+          <w:sz w:val="22"/>
+        </w:rPr>
+        <w:t>Documento subido en categoria incorrecta: marcar observacion y pedir reclasificacion</w:t>
+      </w:r>
+    </w:p>
+    <w:p>
+      <w:pPr>
+        <w:pStyle w:val="ListBullet"/>
+      </w:pPr>
+      <w:r>
+        <w:rPr>
+          <w:rFonts w:ascii="Calibri" w:hAnsi="Calibri"/>
+          <w:sz w:val="22"/>
+        </w:rPr>
+        <w:t>Modelo financiero desactualizado: pedir nueva version</w:t>
+      </w:r>
+    </w:p>
+    <w:p>
+      <w:pPr>
+        <w:pStyle w:val="ListBullet"/>
+      </w:pPr>
+      <w:r>
+        <w:rPr>
+          <w:rFonts w:ascii="Calibri" w:hAnsi="Calibri"/>
+          <w:sz w:val="22"/>
+        </w:rPr>
+        <w:t>Ubicacion incompleta: bloquear analisis jurisdiccional profundo</w:t>
+      </w:r>
+    </w:p>
+    <w:p>
+      <w:pPr>
+        <w:pStyle w:val="ListBullet"/>
+      </w:pPr>
+      <w:r>
+        <w:rPr>
+          <w:rFonts w:ascii="Calibri" w:hAnsi="Calibri"/>
+          <w:sz w:val="22"/>
+        </w:rPr>
+        <w:t>Beneficiario final no identificado: marcar riesgo critico</w:t>
+      </w:r>
+    </w:p>
+    <w:p>
+      <w:pPr>
+        <w:pStyle w:val="ListBullet"/>
+      </w:pPr>
+      <w:r>
+        <w:rPr>
+          <w:rFonts w:ascii="Calibri" w:hAnsi="Calibri"/>
+          <w:sz w:val="22"/>
+        </w:rPr>
+        <w:t>Fuente regulatoria privada sin convenio: mostrar pendiente, no live</w:t>
+      </w:r>
+    </w:p>
+    <w:p>
+      <w:pPr>
+        <w:pStyle w:val="ListBullet"/>
+      </w:pPr>
+      <w:r>
+        <w:rPr>
+          <w:rFonts w:ascii="Calibri" w:hAnsi="Calibri"/>
+          <w:sz w:val="22"/>
+        </w:rPr>
+        <w:t>Otorgante sin autorizacion: denegar acceso</w:t>
+      </w:r>
+    </w:p>
+    <w:p>
+      <w:pPr>
+        <w:pStyle w:val="ListBullet"/>
+      </w:pPr>
+      <w:r>
+        <w:rPr>
+          <w:rFonts w:ascii="Calibri" w:hAnsi="Calibri"/>
+          <w:sz w:val="22"/>
+        </w:rPr>
+        <w:t>Correo con evidencia sensible: bloquear envio por defecto</w:t>
+      </w:r>
+    </w:p>
+    <w:p>
+      <w:pPr>
+        <w:pStyle w:val="Heading1"/>
+      </w:pPr>
+      <w:r>
+        <w:t>12. Resultado por seccion</w:t>
+      </w:r>
+    </w:p>
+    <w:p>
+      <w:pPr>
+        <w:pStyle w:val="ListBullet"/>
+      </w:pPr>
+      <w:r>
+        <w:rPr>
+          <w:rFonts w:ascii="Calibri" w:hAnsi="Calibri"/>
+          <w:sz w:val="22"/>
+        </w:rPr>
+        <w:t>Pagina publica: entendimiento comercial</w:t>
+      </w:r>
+    </w:p>
+    <w:p>
+      <w:pPr>
+        <w:pStyle w:val="ListBullet"/>
+      </w:pPr>
+      <w:r>
+        <w:rPr>
+          <w:rFonts w:ascii="Calibri" w:hAnsi="Calibri"/>
+          <w:sz w:val="22"/>
+        </w:rPr>
+        <w:t>Solicitante: expediente preparado</w:t>
+      </w:r>
+    </w:p>
+    <w:p>
+      <w:pPr>
+        <w:pStyle w:val="ListBullet"/>
+      </w:pPr>
+      <w:r>
+        <w:rPr>
+          <w:rFonts w:ascii="Calibri" w:hAnsi="Calibri"/>
+          <w:sz w:val="22"/>
+        </w:rPr>
+        <w:t>Documentos: evidencia clasificada</w:t>
+      </w:r>
+    </w:p>
+    <w:p>
+      <w:pPr>
+        <w:pStyle w:val="ListBullet"/>
+      </w:pPr>
+      <w:r>
+        <w:rPr>
+          <w:rFonts w:ascii="Calibri" w:hAnsi="Calibri"/>
+          <w:sz w:val="22"/>
+        </w:rPr>
+        <w:t>Readiness: brechas visibles</w:t>
+      </w:r>
+    </w:p>
+    <w:p>
+      <w:pPr>
+        <w:pStyle w:val="ListBullet"/>
+      </w:pPr>
+      <w:r>
+        <w:rPr>
+          <w:rFonts w:ascii="Calibri" w:hAnsi="Calibri"/>
+          <w:sz w:val="22"/>
+        </w:rPr>
+        <w:t>Otorgante: paquete de decision no vinculante</w:t>
+      </w:r>
+    </w:p>
+    <w:p>
+      <w:pPr>
+        <w:pStyle w:val="ListBullet"/>
+      </w:pPr>
+      <w:r>
+        <w:rPr>
+          <w:rFonts w:ascii="Calibri" w:hAnsi="Calibri"/>
+          <w:sz w:val="22"/>
+        </w:rPr>
+        <w:t>Case management: seguimiento y SLA</w:t>
+      </w:r>
+    </w:p>
+    <w:p>
+      <w:pPr>
+        <w:pStyle w:val="ListBullet"/>
+      </w:pPr>
+      <w:r>
+        <w:rPr>
+          <w:rFonts w:ascii="Calibri" w:hAnsi="Calibri"/>
+          <w:sz w:val="22"/>
+        </w:rPr>
+        <w:t>Jurisdiccion: contexto pais/ciudad trazable</w:t>
+      </w:r>
+    </w:p>
+    <w:p>
+      <w:pPr>
+        <w:pStyle w:val="ListBullet"/>
+      </w:pPr>
+      <w:r>
+        <w:rPr>
+          <w:rFonts w:ascii="Calibri" w:hAnsi="Calibri"/>
+          <w:sz w:val="22"/>
+        </w:rPr>
+        <w:t>Admin: control operativo</w:t>
+      </w:r>
+    </w:p>
+    <w:p>
+      <w:pPr>
+        <w:pStyle w:val="ListBullet"/>
+      </w:pPr>
+      <w:r>
+        <w:rPr>
+          <w:rFonts w:ascii="Calibri" w:hAnsi="Calibri"/>
+          <w:sz w:val="22"/>
+        </w:rPr>
+        <w:t>Agente: asistencia limitada por contexto</w:t>
+      </w:r>
+    </w:p>
+    <w:p>
+      <w:pPr>
+        <w:pStyle w:val="ListBullet"/>
+      </w:pPr>
+      <w:r>
+        <w:rPr>
+          <w:rFonts w:ascii="Calibri" w:hAnsi="Calibri"/>
+          <w:sz w:val="22"/>
+        </w:rPr>
+        <w:t>Notificaciones: movimiento operativo sin exponer evidencia</w:t>
       </w:r>
     </w:p>
     <w:sectPr>
